--- a/templates/openagreements-cc-by-4.0/openagreements-restrictive-covenant-south-carolina/template.docx
+++ b/templates/openagreements-cc-by-4.0/openagreements-restrictive-covenant-south-carolina/template.docx
@@ -1546,7 +1546,7 @@
         <w:t xml:space="preserve">“Trade Secrets”</w:t>
       </w:r>
       <w:r>
-        <w:t xml:space="preserve"> means information protected as a trade secret under the South Carolina Trade Secrets Act.</w:t>
+        <w:t xml:space="preserve"> means information protected as a trade secret by the South Carolina Trade Secrets Act.</w:t>
       </w:r>
     </w:p>
     <w:p>
@@ -1575,7 +1575,7 @@
         <w:ind w:left="720"/>
       </w:pPr>
       <w:r>
-        <w:t xml:space="preserve">Employer and Employee acknowledge that each restrictive covenant in this agreement is ancillary to a valid employment relationship. Employee will receive access to Employer's Confidential Information and Trade Secrets and will develop customer relationships and goodwill on Employer's behalf, and each covenant is included to protect those Protected Interests and not to eliminate ordinary competition. Employer would not provide Employee with access to the Protected Interests absent the protections in this agreement. Employer and Employee agree that each covenant is necessary to protect Employer's legitimate business interests, is reasonably limited in time and place, is not unduly harsh or oppressive on Employee's ability to earn a livelihood, is consistent with sound public policy, and is supported by valuable consideration, and the parties intend each covenant to be enforceable as written.</w:t>
+        <w:t xml:space="preserve">Employer and Employee acknowledge that each restrictive covenant in this agreement is ancillary to a valid employment relationship. Employee will receive access to Employer's Confidential Information and Trade Secrets and will develop customer relationships and goodwill on Employer's behalf. Employer would not provide Employee with access to the Protected Interests absent the protections in this agreement. Employee acknowledges that each covenant is necessary to protect Employer's Protected Interests and is supported by valuable consideration.</w:t>
       </w:r>
     </w:p>
     <w:p>
@@ -1749,7 +1749,7 @@
         <w:ind w:left="720"/>
       </w:pPr>
       <w:r>
-        <w:t xml:space="preserve">During the Restricted Period, Employee must not Solicit the business of any Covered Customer. This covenant reaches only Covered Customers; it does not restrict Employee with respect to customers, vendors, referral sources, or business partners Employee never serviced or contacted. It is included to protect Employer's goodwill in its customer relationships and is drawn no broader than reasonably necessary to protect it.</w:t>
+        <w:t xml:space="preserve">During the Restricted Period, Employee must not Solicit the business of any Covered Customer. This covenant does not restrict Employee with respect to customers, vendors, referral sources, or business partners Employee never serviced or contacted.</w:t>
       </w:r>
     </w:p>
     <w:p>
@@ -1778,7 +1778,7 @@
         <w:ind w:left="720"/>
       </w:pPr>
       <w:r>
-        <w:t xml:space="preserve">During the Restricted Period, Employee must not accept, service, or do business with any Covered Customer, regardless of whether Employee or the Covered Customer first initiated contact. This covenant reaches only Covered Customers and is drawn no broader than reasonably necessary to protect Employer's goodwill in its customer relationships.</w:t>
+        <w:t xml:space="preserve">During the Restricted Period, Employee must not accept, service, or do business with any Covered Customer, regardless of whether Employee or the Covered Customer first initiated contact.</w:t>
       </w:r>
     </w:p>
     <w:p>
@@ -1823,7 +1823,7 @@
         <w:spacing w:before="0" w:after="120" w:line="340" w:lineRule="auto"/>
       </w:pPr>
       <w:r>
-        <w:t xml:space="preserve">As separately enforceable alternative restrictions that the parties agree stand on their own terms, if the primary Restricted Period for this covenant is found overbroad the parties agree the shorter duration stated in Cover Terms under Duration (Step-Down Alternative) applies, and if the primary Restricted Territory is found overbroad the parties agree the narrower area stated in Cover Terms under Restricted Territory (Step-Down Alternative) applies.</w:t>
+        <w:t xml:space="preserve">The duration and territory for this covenant are the primary Duration and Restricted Territory stated in Cover Terms.</w:t>
       </w:r>
     </w:p>
     <w:p>
@@ -2026,36 +2026,7 @@
         <w:ind w:left="720"/>
       </w:pPr>
       <w:r>
-        <w:t xml:space="preserve">If any provision of this agreement is found to be unenforceable, the remaining provisions remain in full force and effect. Each restrictive covenant in this agreement is intended to be independently enforceable, so that a court's refusal to enforce one covenant does not affect the others.</w:t>
-      </w:r>
-    </w:p>
-    <w:p>
-      <w:pPr>
-        <w:pStyle w:val="OABody"/>
-        <w:keepNext/>
-        <w:numPr>
-          <w:ilvl w:val="0"/>
-          <w:numId w:val="1"/>
-        </w:numPr>
-        <w:spacing w:before="320" w:after="120" w:line="340" w:lineRule="auto"/>
-        <w:jc w:val="left"/>
-      </w:pPr>
-      <w:r>
-        <w:rPr>
-          <w:b/>
-          <w:bCs/>
-        </w:rPr>
-        <w:t xml:space="preserve">No Reliance on Judicial Reformation; Written-In Alternatives</w:t>
-      </w:r>
-    </w:p>
-    <w:p>
-      <w:pPr>
-        <w:pStyle w:val="OABody"/>
-        <w:spacing w:before="0" w:after="120" w:line="340" w:lineRule="auto"/>
-        <w:ind w:left="720"/>
-      </w:pPr>
-      <w:r>
-        <w:t xml:space="preserve">The parties intend each covenant in this agreement to be enforceable as written. This agreement does not rely on any savings, reformation, or court-may-modify clause to cure overbreadth, and the parties do not ask any court to rewrite, blue-pencil, or reduce any covenant. Each restrictive covenant is a self-contained restraint, and the step-down duration and territory alternatives in the Non-Competition section and Cover Terms are agreed alternative restrictions that the parties intend to be separately enforceable on their own terms. If a covenant is found unenforceable, it is severed under the Enforceability and Severability section rather than rewritten.</w:t>
+        <w:t xml:space="preserve">If any provision of this agreement is found to be unenforceable, the remaining provisions remain in full force and effect.</w:t>
       </w:r>
     </w:p>
     <w:p>

--- a/templates/openagreements-cc-by-4.0/openagreements-restrictive-covenant-south-carolina/template.docx
+++ b/templates/openagreements-cc-by-4.0/openagreements-restrictive-covenant-south-carolina/template.docx
@@ -1546,7 +1546,7 @@
         <w:t xml:space="preserve">“Trade Secrets”</w:t>
       </w:r>
       <w:r>
-        <w:t xml:space="preserve"> means information protected as a trade secret by the South Carolina Trade Secrets Act.</w:t>
+        <w:t xml:space="preserve"> means information protected as a trade secret under the South Carolina Trade Secrets Act.</w:t>
       </w:r>
     </w:p>
     <w:p>

--- a/templates/openagreements-cc-by-4.0/openagreements-restrictive-covenant-south-carolina/template.docx
+++ b/templates/openagreements-cc-by-4.0/openagreements-restrictive-covenant-south-carolina/template.docx
@@ -3229,169 +3229,79 @@
 
 <file path=word/header1.xml><?xml version="1.0" encoding="utf-8"?>
 <w:hdr xmlns:w="http://schemas.openxmlformats.org/wordprocessingml/2006/main" xmlns:r="http://schemas.openxmlformats.org/officeDocument/2006/relationships">
-  <w:tbl>
-    <w:tblPr>
-      <w:tblW w:w="10080" w:type="dxa"/>
-      <w:tblBorders>
-        <w:top w:val="none" w:sz="0" w:space="0" w:color="auto"/>
-        <w:left w:val="none" w:sz="0" w:space="0" w:color="auto"/>
+  <w:p>
+    <w:pPr>
+      <w:pBdr>
         <w:bottom w:val="single" w:sz="8" w:space="0" w:color="107087"/>
-        <w:right w:val="none" w:sz="0" w:space="0" w:color="auto"/>
-        <w:insideH w:val="none" w:sz="0" w:space="0" w:color="auto"/>
-        <w:insideV w:val="none" w:sz="0" w:space="0" w:color="auto"/>
-      </w:tblBorders>
-      <w:tblLayout w:type="fixed"/>
-    </w:tblPr>
-    <w:tblGrid>
-      <w:gridCol w:w="10080"/>
-    </w:tblGrid>
-    <w:tr>
-      <w:tc>
-        <w:tcPr>
-          <w:tcW w:w="10080" w:type="dxa"/>
-          <w:tcBorders>
-            <w:bottom w:val="single" w:sz="8" w:space="0" w:color="107087"/>
-          </w:tcBorders>
-          <w:tcMar>
-            <w:top w:w="0" w:type="dxa"/>
-            <w:left w:w="0" w:type="dxa"/>
-            <w:bottom w:w="40" w:type="dxa"/>
-            <w:right w:w="0" w:type="dxa"/>
-          </w:tcMar>
-        </w:tcPr>
-        <w:p>
-          <w:pPr>
-            <w:spacing w:after="0"/>
-            <w:jc w:val="right"/>
-          </w:pPr>
-          <w:r>
-            <w:rPr>
-              <w:rFonts w:ascii="Arial" w:hAnsi="Arial" w:cs="Arial"/>
-              <w:b/>
-              <w:bCs/>
-              <w:caps/>
-              <w:color w:val="107087"/>
-              <w:sz w:val="18"/>
-              <w:szCs w:val="18"/>
-            </w:rPr>
-            <w:t xml:space="preserve">Cover Terms</w:t>
-          </w:r>
-        </w:p>
-      </w:tc>
-    </w:tr>
-  </w:tbl>
+      </w:pBdr>
+      <w:spacing w:after="0"/>
+      <w:jc w:val="right"/>
+    </w:pPr>
+    <w:r>
+      <w:rPr>
+        <w:rFonts w:ascii="Arial" w:hAnsi="Arial" w:cs="Arial"/>
+        <w:b/>
+        <w:bCs/>
+        <w:caps/>
+        <w:color w:val="107087"/>
+        <w:sz w:val="18"/>
+        <w:szCs w:val="18"/>
+      </w:rPr>
+      <w:t xml:space="preserve">Cover Terms</w:t>
+    </w:r>
+  </w:p>
 </w:hdr>
 </file>
 
 <file path=word/header2.xml><?xml version="1.0" encoding="utf-8"?>
 <w:hdr xmlns:w="http://schemas.openxmlformats.org/wordprocessingml/2006/main" xmlns:r="http://schemas.openxmlformats.org/officeDocument/2006/relationships">
-  <w:tbl>
-    <w:tblPr>
-      <w:tblW w:w="10080" w:type="dxa"/>
-      <w:tblBorders>
-        <w:top w:val="none" w:sz="0" w:space="0" w:color="auto"/>
-        <w:left w:val="none" w:sz="0" w:space="0" w:color="auto"/>
+  <w:p>
+    <w:pPr>
+      <w:pBdr>
         <w:bottom w:val="single" w:sz="8" w:space="0" w:color="107087"/>
-        <w:right w:val="none" w:sz="0" w:space="0" w:color="auto"/>
-        <w:insideH w:val="none" w:sz="0" w:space="0" w:color="auto"/>
-        <w:insideV w:val="none" w:sz="0" w:space="0" w:color="auto"/>
-      </w:tblBorders>
-      <w:tblLayout w:type="fixed"/>
-    </w:tblPr>
-    <w:tblGrid>
-      <w:gridCol w:w="10080"/>
-    </w:tblGrid>
-    <w:tr>
-      <w:tc>
-        <w:tcPr>
-          <w:tcW w:w="10080" w:type="dxa"/>
-          <w:tcBorders>
-            <w:bottom w:val="single" w:sz="8" w:space="0" w:color="107087"/>
-          </w:tcBorders>
-          <w:tcMar>
-            <w:top w:w="0" w:type="dxa"/>
-            <w:left w:w="0" w:type="dxa"/>
-            <w:bottom w:w="40" w:type="dxa"/>
-            <w:right w:w="0" w:type="dxa"/>
-          </w:tcMar>
-        </w:tcPr>
-        <w:p>
-          <w:pPr>
-            <w:spacing w:after="0"/>
-            <w:jc w:val="right"/>
-          </w:pPr>
-          <w:r>
-            <w:rPr>
-              <w:rFonts w:ascii="Arial" w:hAnsi="Arial" w:cs="Arial"/>
-              <w:b/>
-              <w:bCs/>
-              <w:caps/>
-              <w:color w:val="107087"/>
-              <w:sz w:val="18"/>
-              <w:szCs w:val="18"/>
-            </w:rPr>
-            <w:t xml:space="preserve">Standard Terms</w:t>
-          </w:r>
-        </w:p>
-      </w:tc>
-    </w:tr>
-  </w:tbl>
+      </w:pBdr>
+      <w:spacing w:after="0"/>
+      <w:jc w:val="right"/>
+    </w:pPr>
+    <w:r>
+      <w:rPr>
+        <w:rFonts w:ascii="Arial" w:hAnsi="Arial" w:cs="Arial"/>
+        <w:b/>
+        <w:bCs/>
+        <w:caps/>
+        <w:color w:val="107087"/>
+        <w:sz w:val="18"/>
+        <w:szCs w:val="18"/>
+      </w:rPr>
+      <w:t xml:space="preserve">Standard Terms</w:t>
+    </w:r>
+  </w:p>
 </w:hdr>
 </file>
 
 <file path=word/header3.xml><?xml version="1.0" encoding="utf-8"?>
 <w:hdr xmlns:w="http://schemas.openxmlformats.org/wordprocessingml/2006/main" xmlns:r="http://schemas.openxmlformats.org/officeDocument/2006/relationships">
-  <w:tbl>
-    <w:tblPr>
-      <w:tblW w:w="10080" w:type="dxa"/>
-      <w:tblBorders>
-        <w:top w:val="none" w:sz="0" w:space="0" w:color="auto"/>
-        <w:left w:val="none" w:sz="0" w:space="0" w:color="auto"/>
+  <w:p>
+    <w:pPr>
+      <w:pBdr>
         <w:bottom w:val="single" w:sz="8" w:space="0" w:color="107087"/>
-        <w:right w:val="none" w:sz="0" w:space="0" w:color="auto"/>
-        <w:insideH w:val="none" w:sz="0" w:space="0" w:color="auto"/>
-        <w:insideV w:val="none" w:sz="0" w:space="0" w:color="auto"/>
-      </w:tblBorders>
-      <w:tblLayout w:type="fixed"/>
-    </w:tblPr>
-    <w:tblGrid>
-      <w:gridCol w:w="10080"/>
-    </w:tblGrid>
-    <w:tr>
-      <w:tc>
-        <w:tcPr>
-          <w:tcW w:w="10080" w:type="dxa"/>
-          <w:tcBorders>
-            <w:bottom w:val="single" w:sz="8" w:space="0" w:color="107087"/>
-          </w:tcBorders>
-          <w:tcMar>
-            <w:top w:w="0" w:type="dxa"/>
-            <w:left w:w="0" w:type="dxa"/>
-            <w:bottom w:w="40" w:type="dxa"/>
-            <w:right w:w="0" w:type="dxa"/>
-          </w:tcMar>
-        </w:tcPr>
-        <w:p>
-          <w:pPr>
-            <w:spacing w:after="0"/>
-            <w:jc w:val="right"/>
-          </w:pPr>
-          <w:r>
-            <w:rPr>
-              <w:rFonts w:ascii="Arial" w:hAnsi="Arial" w:cs="Arial"/>
-              <w:b/>
-              <w:bCs/>
-              <w:caps/>
-              <w:color w:val="107087"/>
-              <w:sz w:val="18"/>
-              <w:szCs w:val="18"/>
-            </w:rPr>
-            <w:t xml:space="preserve">Signature Page</w:t>
-          </w:r>
-        </w:p>
-      </w:tc>
-    </w:tr>
-  </w:tbl>
+      </w:pBdr>
+      <w:spacing w:after="0"/>
+      <w:jc w:val="right"/>
+    </w:pPr>
+    <w:r>
+      <w:rPr>
+        <w:rFonts w:ascii="Arial" w:hAnsi="Arial" w:cs="Arial"/>
+        <w:b/>
+        <w:bCs/>
+        <w:caps/>
+        <w:color w:val="107087"/>
+        <w:sz w:val="18"/>
+        <w:szCs w:val="18"/>
+      </w:rPr>
+      <w:t xml:space="preserve">Signature Page</w:t>
+    </w:r>
+  </w:p>
 </w:hdr>
 </file>
 

--- a/templates/openagreements-cc-by-4.0/openagreements-restrictive-covenant-south-carolina/template.docx
+++ b/templates/openagreements-cc-by-4.0/openagreements-restrictive-covenant-south-carolina/template.docx
@@ -337,7 +337,7 @@
                 <w:rFonts w:ascii="Arial" w:hAnsi="Arial" w:cs="Arial"/>
                 <w:i/>
                 <w:iCs/>
-                <w:color w:val="494A4B"/>
+                <w:color w:val="1D2021"/>
                 <w:sz w:val="21"/>
                 <w:szCs w:val="21"/>
               </w:rPr>
@@ -361,7 +361,7 @@
                 <w:rFonts w:ascii="Arial" w:hAnsi="Arial" w:cs="Arial"/>
                 <w:i/>
                 <w:iCs/>
-                <w:color w:val="494A4B"/>
+                <w:color w:val="1D2021"/>
                 <w:sz w:val="21"/>
                 <w:szCs w:val="21"/>
               </w:rPr>
@@ -387,7 +387,7 @@
                 <w:rFonts w:ascii="Arial" w:hAnsi="Arial" w:cs="Arial"/>
                 <w:i/>
                 <w:iCs/>
-                <w:color w:val="494A4B"/>
+                <w:color w:val="1D2021"/>
                 <w:sz w:val="21"/>
                 <w:szCs w:val="21"/>
               </w:rPr>
@@ -411,7 +411,7 @@
                 <w:rFonts w:ascii="Arial" w:hAnsi="Arial" w:cs="Arial"/>
                 <w:i/>
                 <w:iCs/>
-                <w:color w:val="494A4B"/>
+                <w:color w:val="1D2021"/>
                 <w:sz w:val="21"/>
                 <w:szCs w:val="21"/>
               </w:rPr>
@@ -465,7 +465,7 @@
                 <w:rFonts w:ascii="Arial" w:hAnsi="Arial" w:cs="Arial"/>
                 <w:i/>
                 <w:iCs/>
-                <w:color w:val="494A4B"/>
+                <w:color w:val="1D2021"/>
                 <w:sz w:val="21"/>
                 <w:szCs w:val="21"/>
               </w:rPr>
@@ -489,7 +489,7 @@
                 <w:rFonts w:ascii="Arial" w:hAnsi="Arial" w:cs="Arial"/>
                 <w:i/>
                 <w:iCs/>
-                <w:color w:val="494A4B"/>
+                <w:color w:val="1D2021"/>
                 <w:sz w:val="21"/>
                 <w:szCs w:val="21"/>
               </w:rPr>
@@ -515,7 +515,7 @@
                 <w:rFonts w:ascii="Arial" w:hAnsi="Arial" w:cs="Arial"/>
                 <w:i/>
                 <w:iCs/>
-                <w:color w:val="494A4B"/>
+                <w:color w:val="1D2021"/>
                 <w:sz w:val="21"/>
                 <w:szCs w:val="21"/>
               </w:rPr>
@@ -539,7 +539,7 @@
                 <w:rFonts w:ascii="Arial" w:hAnsi="Arial" w:cs="Arial"/>
                 <w:i/>
                 <w:iCs/>
-                <w:color w:val="494A4B"/>
+                <w:color w:val="1D2021"/>
                 <w:sz w:val="21"/>
                 <w:szCs w:val="21"/>
               </w:rPr>
@@ -593,7 +593,7 @@
                 <w:rFonts w:ascii="Arial" w:hAnsi="Arial" w:cs="Arial"/>
                 <w:i/>
                 <w:iCs/>
-                <w:color w:val="494A4B"/>
+                <w:color w:val="1D2021"/>
                 <w:sz w:val="21"/>
                 <w:szCs w:val="21"/>
               </w:rPr>
@@ -617,7 +617,7 @@
                 <w:rFonts w:ascii="Arial" w:hAnsi="Arial" w:cs="Arial"/>
                 <w:i/>
                 <w:iCs/>
-                <w:color w:val="494A4B"/>
+                <w:color w:val="1D2021"/>
                 <w:sz w:val="21"/>
                 <w:szCs w:val="21"/>
               </w:rPr>
@@ -671,7 +671,7 @@
                 <w:rFonts w:ascii="Arial" w:hAnsi="Arial" w:cs="Arial"/>
                 <w:i/>
                 <w:iCs/>
-                <w:color w:val="494A4B"/>
+                <w:color w:val="1D2021"/>
                 <w:sz w:val="21"/>
                 <w:szCs w:val="21"/>
               </w:rPr>
@@ -695,7 +695,7 @@
                 <w:rFonts w:ascii="Arial" w:hAnsi="Arial" w:cs="Arial"/>
                 <w:i/>
                 <w:iCs/>
-                <w:color w:val="494A4B"/>
+                <w:color w:val="1D2021"/>
                 <w:sz w:val="21"/>
                 <w:szCs w:val="21"/>
               </w:rPr>
@@ -749,7 +749,7 @@
                 <w:rFonts w:ascii="Arial" w:hAnsi="Arial" w:cs="Arial"/>
                 <w:i/>
                 <w:iCs/>
-                <w:color w:val="494A4B"/>
+                <w:color w:val="1D2021"/>
                 <w:sz w:val="21"/>
                 <w:szCs w:val="21"/>
               </w:rPr>
@@ -773,7 +773,7 @@
                 <w:rFonts w:ascii="Arial" w:hAnsi="Arial" w:cs="Arial"/>
                 <w:i/>
                 <w:iCs/>
-                <w:color w:val="494A4B"/>
+                <w:color w:val="1D2021"/>
                 <w:sz w:val="21"/>
                 <w:szCs w:val="21"/>
               </w:rPr>
@@ -799,7 +799,7 @@
                 <w:rFonts w:ascii="Arial" w:hAnsi="Arial" w:cs="Arial"/>
                 <w:i/>
                 <w:iCs/>
-                <w:color w:val="494A4B"/>
+                <w:color w:val="1D2021"/>
                 <w:sz w:val="21"/>
                 <w:szCs w:val="21"/>
               </w:rPr>
@@ -823,7 +823,7 @@
                 <w:rFonts w:ascii="Arial" w:hAnsi="Arial" w:cs="Arial"/>
                 <w:i/>
                 <w:iCs/>
-                <w:color w:val="494A4B"/>
+                <w:color w:val="1D2021"/>
                 <w:sz w:val="21"/>
                 <w:szCs w:val="21"/>
               </w:rPr>
@@ -849,7 +849,7 @@
                 <w:rFonts w:ascii="Arial" w:hAnsi="Arial" w:cs="Arial"/>
                 <w:i/>
                 <w:iCs/>
-                <w:color w:val="494A4B"/>
+                <w:color w:val="1D2021"/>
                 <w:sz w:val="21"/>
                 <w:szCs w:val="21"/>
               </w:rPr>
@@ -873,7 +873,7 @@
                 <w:rFonts w:ascii="Arial" w:hAnsi="Arial" w:cs="Arial"/>
                 <w:i/>
                 <w:iCs/>
-                <w:color w:val="494A4B"/>
+                <w:color w:val="1D2021"/>
                 <w:sz w:val="21"/>
                 <w:szCs w:val="21"/>
               </w:rPr>
@@ -899,7 +899,7 @@
                 <w:rFonts w:ascii="Arial" w:hAnsi="Arial" w:cs="Arial"/>
                 <w:i/>
                 <w:iCs/>
-                <w:color w:val="494A4B"/>
+                <w:color w:val="1D2021"/>
                 <w:sz w:val="21"/>
                 <w:szCs w:val="21"/>
               </w:rPr>
@@ -923,7 +923,7 @@
                 <w:rFonts w:ascii="Arial" w:hAnsi="Arial" w:cs="Arial"/>
                 <w:i/>
                 <w:iCs/>
-                <w:color w:val="494A4B"/>
+                <w:color w:val="1D2021"/>
                 <w:sz w:val="21"/>
                 <w:szCs w:val="21"/>
               </w:rPr>
@@ -949,7 +949,7 @@
                 <w:rFonts w:ascii="Arial" w:hAnsi="Arial" w:cs="Arial"/>
                 <w:i/>
                 <w:iCs/>
-                <w:color w:val="494A4B"/>
+                <w:color w:val="1D2021"/>
                 <w:sz w:val="21"/>
                 <w:szCs w:val="21"/>
               </w:rPr>
@@ -975,7 +975,7 @@
                 <w:bCs/>
                 <w:i/>
                 <w:iCs/>
-                <w:color w:val="494A4B"/>
+                <w:color w:val="1D2021"/>
                 <w:sz w:val="21"/>
                 <w:szCs w:val="21"/>
                 <w:highlight w:val="yellow"/>
@@ -1002,7 +1002,7 @@
                 <w:rFonts w:ascii="Arial" w:hAnsi="Arial" w:cs="Arial"/>
                 <w:i/>
                 <w:iCs/>
-                <w:color w:val="494A4B"/>
+                <w:color w:val="1D2021"/>
                 <w:sz w:val="21"/>
                 <w:szCs w:val="21"/>
               </w:rPr>
@@ -1026,7 +1026,7 @@
                 <w:rFonts w:ascii="Arial" w:hAnsi="Arial" w:cs="Arial"/>
                 <w:i/>
                 <w:iCs/>
-                <w:color w:val="494A4B"/>
+                <w:color w:val="1D2021"/>
                 <w:sz w:val="21"/>
                 <w:szCs w:val="21"/>
               </w:rPr>
@@ -1080,7 +1080,7 @@
                 <w:rFonts w:ascii="Arial" w:hAnsi="Arial" w:cs="Arial"/>
                 <w:i/>
                 <w:iCs/>
-                <w:color w:val="494A4B"/>
+                <w:color w:val="1D2021"/>
                 <w:sz w:val="21"/>
                 <w:szCs w:val="21"/>
               </w:rPr>
@@ -1104,7 +1104,7 @@
                 <w:rFonts w:ascii="Arial" w:hAnsi="Arial" w:cs="Arial"/>
                 <w:i/>
                 <w:iCs/>
-                <w:color w:val="494A4B"/>
+                <w:color w:val="1D2021"/>
                 <w:sz w:val="21"/>
                 <w:szCs w:val="21"/>
               </w:rPr>
@@ -1158,7 +1158,7 @@
                 <w:rFonts w:ascii="Arial" w:hAnsi="Arial" w:cs="Arial"/>
                 <w:i/>
                 <w:iCs/>
-                <w:color w:val="494A4B"/>
+                <w:color w:val="1D2021"/>
                 <w:sz w:val="21"/>
                 <w:szCs w:val="21"/>
               </w:rPr>
@@ -1182,7 +1182,7 @@
                 <w:rFonts w:ascii="Arial" w:hAnsi="Arial" w:cs="Arial"/>
                 <w:i/>
                 <w:iCs/>
-                <w:color w:val="494A4B"/>
+                <w:color w:val="1D2021"/>
                 <w:sz w:val="21"/>
                 <w:szCs w:val="21"/>
               </w:rPr>
@@ -1236,7 +1236,7 @@
                 <w:rFonts w:ascii="Arial" w:hAnsi="Arial" w:cs="Arial"/>
                 <w:i/>
                 <w:iCs/>
-                <w:color w:val="494A4B"/>
+                <w:color w:val="1D2021"/>
                 <w:sz w:val="21"/>
                 <w:szCs w:val="21"/>
               </w:rPr>
@@ -1260,7 +1260,7 @@
                 <w:rFonts w:ascii="Arial" w:hAnsi="Arial" w:cs="Arial"/>
                 <w:i/>
                 <w:iCs/>
-                <w:color w:val="494A4B"/>
+                <w:color w:val="1D2021"/>
                 <w:sz w:val="21"/>
                 <w:szCs w:val="21"/>
               </w:rPr>

--- a/templates/openagreements-cc-by-4.0/openagreements-restrictive-covenant-south-carolina/template.docx
+++ b/templates/openagreements-cc-by-4.0/openagreements-restrictive-covenant-south-carolina/template.docx
@@ -1327,7 +1327,7 @@
         <w:t xml:space="preserve">“Competitive Business”</w:t>
       </w:r>
       <w:r>
-        <w:t xml:space="preserve"> means the business activities described in Cover Terms under Competitive Business.</w:t>
+        <w:t xml:space="preserve"> means a person or entity that engages in the business activities described in Cover Terms under Competitive Business.</w:t>
       </w:r>
     </w:p>
     <w:p>
